--- a/NIST-800-171/CSW-NIST-800-171-Compliance-Report.docx
+++ b/NIST-800-171/CSW-NIST-800-171-Compliance-Report.docx
@@ -171,6 +171,62 @@
     </w:p>
     <w:bookmarkEnd w:id="11"/>
     <w:bookmarkStart w:id="12" w:name="executive-summary"/>
+    <w:p>
+      <w:pPr>
+        <w:pStyle w:val="Heading2"/>
+      </w:pPr>
+      <w:r>
+        <w:t>How to read the coverage words</w:t>
+      </w:r>
+    </w:p>
+    <w:p>
+      <w:pPr/>
+      <w:r>
+        <w:rPr>
+          <w:b/>
+        </w:rPr>
+        <w:t>Full Coverage</w:t>
+      </w:r>
+      <w:r>
+        <w:t xml:space="preserve"> on the older reports means Secure Workload can produce that row's artifact. It does not mean the control is met.</w:t>
+      </w:r>
+    </w:p>
+    <w:p>
+      <w:pPr/>
+      <w:r>
+        <w:rPr>
+          <w:b/>
+        </w:rPr>
+        <w:t>Partial Coverage</w:t>
+      </w:r>
+      <w:r>
+        <w:t xml:space="preserve"> means file that export next to another control.</w:t>
+      </w:r>
+    </w:p>
+    <w:p>
+      <w:pPr/>
+      <w:r>
+        <w:rPr>
+          <w:b/>
+        </w:rPr>
+        <w:t>Evidence Required</w:t>
+      </w:r>
+      <w:r>
+        <w:t xml:space="preserve"> means Secure Workload has no record. The customer files the contract, the analysis, or the HR or physical-security evidence.</w:t>
+      </w:r>
+    </w:p>
+    <w:p>
+      <w:pPr/>
+      <w:r>
+        <w:rPr>
+          <w:b/>
+        </w:rPr>
+        <w:t>Direct, Supporting, and Out of scope</w:t>
+      </w:r>
+      <w:r>
+        <w:t xml:space="preserve"> on the newer reports are the same idea in different words. Direct is still evidence, not a pass.</w:t>
+      </w:r>
+    </w:p>
     <w:p>
       <w:pPr>
         <w:pStyle w:val="Heading2"/>

--- a/NIST-800-171/CSW-NIST-800-171-Compliance-Report.docx
+++ b/NIST-800-171/CSW-NIST-800-171-Compliance-Report.docx
@@ -10,7 +10,7 @@
         <w:t xml:space="preserve">Cisco Secure Workload - NIST SP 800-171 Compliance Report</w:t>
       </w:r>
     </w:p>
-    <w:bookmarkStart w:id="22" w:name="Xbc7d87613164a9eb7f26c6e90ad2c3530eb582e"/>
+    <w:bookmarkStart w:id="23" w:name="Xbc7d87613164a9eb7f26c6e90ad2c3530eb582e"/>
     <w:p>
       <w:pPr>
         <w:pStyle w:val="Heading1"/>
@@ -170,63 +170,103 @@
       </w:r>
     </w:p>
     <w:bookmarkEnd w:id="11"/>
-    <w:bookmarkStart w:id="12" w:name="executive-summary"/>
+    <w:bookmarkStart w:id="12" w:name="how-to-read-the-coverage-column"/>
     <w:p>
       <w:pPr>
         <w:pStyle w:val="Heading2"/>
       </w:pPr>
       <w:r>
-        <w:t>How to read the coverage words</w:t>
-      </w:r>
-    </w:p>
-    <w:p>
-      <w:pPr/>
+        <w:t xml:space="preserve">How to read the Coverage column</w:t>
+      </w:r>
+    </w:p>
+    <w:p>
+      <w:pPr>
+        <w:pStyle w:val="FirstParagraph"/>
+      </w:pPr>
+      <w:r>
+        <w:t xml:space="preserve">Every report in this set uses the same three coverage words. Coverage describes</w:t>
+      </w:r>
+      <w:r>
+        <w:t xml:space="preserve"> </w:t>
+      </w:r>
       <w:r>
         <w:rPr>
           <w:b/>
+          <w:bCs/>
         </w:rPr>
-        <w:t>Full Coverage</w:t>
-      </w:r>
-      <w:r>
-        <w:t xml:space="preserve"> on the older reports means Secure Workload can produce that row's artifact. It does not mean the control is met.</w:t>
-      </w:r>
-    </w:p>
-    <w:p>
-      <w:pPr/>
+        <w:t xml:space="preserve">what evidence CSW produces</w:t>
+      </w:r>
+      <w:r>
+        <w:t xml:space="preserve"> </w:t>
+      </w:r>
+      <w:r>
+        <w:t xml:space="preserve">for a topic — it never means the control is passed.</w:t>
+      </w:r>
+    </w:p>
+    <w:p>
+      <w:pPr>
+        <w:pStyle w:val="BodyText"/>
+      </w:pPr>
       <w:r>
         <w:rPr>
           <w:b/>
+          <w:bCs/>
         </w:rPr>
-        <w:t>Partial Coverage</w:t>
-      </w:r>
-      <w:r>
-        <w:t xml:space="preserve"> means file that export next to another control.</w:t>
-      </w:r>
-    </w:p>
-    <w:p>
-      <w:pPr/>
+        <w:t xml:space="preserve">Direct</w:t>
+      </w:r>
+      <w:r>
+        <w:t xml:space="preserve"> </w:t>
+      </w:r>
+      <w:r>
+        <w:t xml:space="preserve">— Secure Workload produces the primary evidence artifact for that topic (segmentation, policy, flow/process telemetry, inventory, vulnerability + reachability, forensic reconstruction). Direct is still evidence, not an attestation.</w:t>
+      </w:r>
+    </w:p>
+    <w:p>
+      <w:pPr>
+        <w:pStyle w:val="BodyText"/>
+      </w:pPr>
       <w:r>
         <w:rPr>
           <w:b/>
+          <w:bCs/>
         </w:rPr>
-        <w:t>Evidence Required</w:t>
-      </w:r>
-      <w:r>
-        <w:t xml:space="preserve"> means Secure Workload has no record. The customer files the contract, the analysis, or the HR or physical-security evidence.</w:t>
-      </w:r>
-    </w:p>
-    <w:p>
-      <w:pPr/>
+        <w:t xml:space="preserve">Supporting</w:t>
+      </w:r>
+      <w:r>
+        <w:t xml:space="preserve"> </w:t>
+      </w:r>
+      <w:r>
+        <w:t xml:space="preserve">— Secure Workload contributes an input that feeds or complements another control, tool, or process (e.g. detection input only, reconciled against an external register, one log source among several).</w:t>
+      </w:r>
+    </w:p>
+    <w:p>
+      <w:pPr>
+        <w:pStyle w:val="BodyText"/>
+      </w:pPr>
       <w:r>
         <w:rPr>
           <w:b/>
+          <w:bCs/>
         </w:rPr>
-        <w:t>Direct, Supporting, and Out of scope</w:t>
-      </w:r>
-      <w:r>
-        <w:t xml:space="preserve"> on the newer reports are the same idea in different words. Direct is still evidence, not a pass.</w:t>
-      </w:r>
-    </w:p>
+        <w:t xml:space="preserve">Evidence Required</w:t>
+      </w:r>
+      <w:r>
+        <w:t xml:space="preserve"> </w:t>
+      </w:r>
+      <w:r>
+        <w:t xml:space="preserve">— Secure Workload has no record for this topic. The customer supplies the contract, the analysis, or the HR / physical-security evidence from another control.</w:t>
+      </w:r>
+    </w:p>
+    <w:p>
+      <w:pPr>
+        <w:pStyle w:val="BlockText"/>
+      </w:pPr>
+      <w:r>
+        <w:t xml:space="preserve">The Coverage ratings in the topic map below are machine-derived from each row’s wording and are flagged for SE review before customer use.</w:t>
+      </w:r>
+    </w:p>
+    <w:bookmarkEnd w:id="12"/>
+    <w:bookmarkStart w:id="13" w:name="executive-summary"/>
     <w:p>
       <w:pPr>
         <w:pStyle w:val="Heading2"/>
@@ -287,8 +327,8 @@
         <w:t xml:space="preserve">a control attestation.</w:t>
       </w:r>
     </w:p>
-    <w:bookmarkEnd w:id="12"/>
-    <w:bookmarkStart w:id="13" w:name="suggested-csw-scope-pattern"/>
+    <w:bookmarkEnd w:id="13"/>
+    <w:bookmarkStart w:id="14" w:name="suggested-csw-scope-pattern"/>
     <w:p>
       <w:pPr>
         <w:pStyle w:val="Heading2"/>
@@ -352,8 +392,8 @@
         <w:t xml:space="preserve">This scope pattern should be validated with the customer’s architecture, application owners, compliance team, and assessor before it is used for formal evidence.</w:t>
       </w:r>
     </w:p>
-    <w:bookmarkEnd w:id="13"/>
-    <w:bookmarkStart w:id="14" w:name="in-scope-for-csw-evidence"/>
+    <w:bookmarkEnd w:id="14"/>
+    <w:bookmarkStart w:id="15" w:name="in-scope-for-csw-evidence"/>
     <w:p>
       <w:pPr>
         <w:pStyle w:val="Heading2"/>
@@ -434,8 +474,8 @@
         <w:t xml:space="preserve">03.06 Incident Response (forensic input)</w:t>
       </w:r>
     </w:p>
-    <w:bookmarkEnd w:id="14"/>
-    <w:bookmarkStart w:id="15" w:name="Xaed999129ed4b1f11f99b5af2968248bad86dd6"/>
+    <w:bookmarkEnd w:id="15"/>
+    <w:bookmarkStart w:id="16" w:name="Xaed999129ed4b1f11f99b5af2968248bad86dd6"/>
     <w:p>
       <w:pPr>
         <w:pStyle w:val="Heading2"/>
@@ -516,8 +556,8 @@
         <w:t xml:space="preserve">CMMC assessment scoring</w:t>
       </w:r>
     </w:p>
-    <w:bookmarkEnd w:id="15"/>
-    <w:bookmarkStart w:id="16" w:name="framework-topic-csw-capability-map"/>
+    <w:bookmarkEnd w:id="16"/>
+    <w:bookmarkStart w:id="17" w:name="framework-topic-csw-capability-map"/>
     <w:p>
       <w:pPr>
         <w:pStyle w:val="Heading2"/>
@@ -532,285 +572,14 @@
         <w:tblW w:type="pct" w:w="5000"/>
         <w:tblLayout w:type="fixed"/>
         <w:tblLook w:firstRow="1" w:lastRow="0" w:firstColumn="0" w:lastColumn="0" w:noHBand="0" w:noVBand="0" w:val="0020"/>
-      </w:tblPr>
-      <w:tblGrid>
-        <w:gridCol w:w="2640"/>
-        <w:gridCol w:w="2640"/>
-        <w:gridCol w:w="2640"/>
-      </w:tblGrid>
-      <w:tr>
-        <w:trPr>
-          <w:tblHeader w:val="on"/>
-        </w:trPr>
-        <w:tc>
-          <w:tcPr/>
-          <w:p>
-            <w:pPr>
-              <w:pStyle w:val="Compact"/>
-            </w:pPr>
-            <w:r>
-              <w:t xml:space="preserve">Framework topic</w:t>
-            </w:r>
-          </w:p>
-        </w:tc>
-        <w:tc>
-          <w:tcPr/>
-          <w:p>
-            <w:pPr>
-              <w:pStyle w:val="Compact"/>
-            </w:pPr>
-            <w:r>
-              <w:t xml:space="preserve">CSW capability</w:t>
-            </w:r>
-          </w:p>
-        </w:tc>
-        <w:tc>
-          <w:tcPr/>
-          <w:p>
-            <w:pPr>
-              <w:pStyle w:val="Compact"/>
-            </w:pPr>
-            <w:r>
-              <w:t xml:space="preserve">Evidence artifact</w:t>
-            </w:r>
-          </w:p>
-        </w:tc>
-      </w:tr>
-      <w:tr>
-        <w:tc>
-          <w:tcPr/>
-          <w:p>
-            <w:pPr>
-              <w:pStyle w:val="Compact"/>
-            </w:pPr>
-            <w:r>
-              <w:t xml:space="preserve">03.01 Access Control (workload layer)</w:t>
-            </w:r>
-          </w:p>
-        </w:tc>
-        <w:tc>
-          <w:tcPr/>
-          <w:p>
-            <w:pPr>
-              <w:pStyle w:val="Compact"/>
-            </w:pPr>
-            <w:r>
-              <w:t xml:space="preserve">Policy workspace + enforcement / violation log</w:t>
-            </w:r>
-          </w:p>
-        </w:tc>
-        <w:tc>
-          <w:tcPr/>
-          <w:p>
-            <w:pPr>
-              <w:pStyle w:val="Compact"/>
-            </w:pPr>
-            <w:r>
-              <w:t xml:space="preserve">Workspace snapshot + violation log</w:t>
-            </w:r>
-          </w:p>
-        </w:tc>
-      </w:tr>
-      <w:tr>
-        <w:tc>
-          <w:tcPr/>
-          <w:p>
-            <w:pPr>
-              <w:pStyle w:val="Compact"/>
-            </w:pPr>
-            <w:r>
-              <w:t xml:space="preserve">03.13 System and Communications Protection</w:t>
-            </w:r>
-          </w:p>
-        </w:tc>
-        <w:tc>
-          <w:tcPr/>
-          <w:p>
-            <w:pPr>
-              <w:pStyle w:val="Compact"/>
-            </w:pPr>
-            <w:r>
-              <w:t xml:space="preserve">Default-deny at CUI enclave boundary</w:t>
-            </w:r>
-          </w:p>
-        </w:tc>
-        <w:tc>
-          <w:tcPr/>
-          <w:p>
-            <w:pPr>
-              <w:pStyle w:val="Compact"/>
-            </w:pPr>
-            <w:r>
-              <w:t xml:space="preserve">Workspace snapshot showing boundary deny rules</w:t>
-            </w:r>
-          </w:p>
-        </w:tc>
-      </w:tr>
-      <w:tr>
-        <w:tc>
-          <w:tcPr/>
-          <w:p>
-            <w:pPr>
-              <w:pStyle w:val="Compact"/>
-            </w:pPr>
-            <w:r>
-              <w:t xml:space="preserve">03.04 Configuration Management</w:t>
-            </w:r>
-          </w:p>
-        </w:tc>
-        <w:tc>
-          <w:tcPr/>
-          <w:p>
-            <w:pPr>
-              <w:pStyle w:val="Compact"/>
-            </w:pPr>
-            <w:r>
-              <w:t xml:space="preserve">Workspace baseline and change log</w:t>
-            </w:r>
-          </w:p>
-        </w:tc>
-        <w:tc>
-          <w:tcPr/>
-          <w:p>
-            <w:pPr>
-              <w:pStyle w:val="Compact"/>
-            </w:pPr>
-            <w:r>
-              <w:t xml:space="preserve">Change-controlled policy workspace export</w:t>
-            </w:r>
-          </w:p>
-        </w:tc>
-      </w:tr>
-      <w:tr>
-        <w:tc>
-          <w:tcPr/>
-          <w:p>
-            <w:pPr>
-              <w:pStyle w:val="Compact"/>
-            </w:pPr>
-            <w:r>
-              <w:t xml:space="preserve">03.11 Risk Assessment (reachability)</w:t>
-            </w:r>
-          </w:p>
-        </w:tc>
-        <w:tc>
-          <w:tcPr/>
-          <w:p>
-            <w:pPr>
-              <w:pStyle w:val="Compact"/>
-            </w:pPr>
-            <w:r>
-              <w:t xml:space="preserve">Reachability-weighted CVE evidence</w:t>
-            </w:r>
-          </w:p>
-        </w:tc>
-        <w:tc>
-          <w:tcPr/>
-          <w:p>
-            <w:pPr>
-              <w:pStyle w:val="Compact"/>
-            </w:pPr>
-            <w:r>
-              <w:t xml:space="preserve">Prioritised remediation list</w:t>
-            </w:r>
-          </w:p>
-        </w:tc>
-      </w:tr>
-      <w:tr>
-        <w:tc>
-          <w:tcPr/>
-          <w:p>
-            <w:pPr>
-              <w:pStyle w:val="Compact"/>
-            </w:pPr>
-            <w:r>
-              <w:t xml:space="preserve">03.14 System and Information Integrity</w:t>
-            </w:r>
-          </w:p>
-        </w:tc>
-        <w:tc>
-          <w:tcPr/>
-          <w:p>
-            <w:pPr>
-              <w:pStyle w:val="Compact"/>
-            </w:pPr>
-            <w:r>
-              <w:t xml:space="preserve">Continuous flow + process telemetry; alerts</w:t>
-            </w:r>
-          </w:p>
-        </w:tc>
-        <w:tc>
-          <w:tcPr/>
-          <w:p>
-            <w:pPr>
-              <w:pStyle w:val="Compact"/>
-            </w:pPr>
-            <w:r>
-              <w:t xml:space="preserve">Alert and anomaly log scoped to CUI-Enclave</w:t>
-            </w:r>
-          </w:p>
-        </w:tc>
-      </w:tr>
-      <w:tr>
-        <w:tc>
-          <w:tcPr/>
-          <w:p>
-            <w:pPr>
-              <w:pStyle w:val="Compact"/>
-            </w:pPr>
-            <w:r>
-              <w:t xml:space="preserve">03.06 Incident Response</w:t>
-            </w:r>
-          </w:p>
-        </w:tc>
-        <w:tc>
-          <w:tcPr/>
-          <w:p>
-            <w:pPr>
-              <w:pStyle w:val="Compact"/>
-            </w:pPr>
-            <w:r>
-              <w:t xml:space="preserve">Forensic flow + process search</w:t>
-            </w:r>
-          </w:p>
-        </w:tc>
-        <w:tc>
-          <w:tcPr/>
-          <w:p>
-            <w:pPr>
-              <w:pStyle w:val="Compact"/>
-            </w:pPr>
-            <w:r>
-              <w:t xml:space="preserve">Investigation pack with timeline and impact scope</w:t>
-            </w:r>
-          </w:p>
-        </w:tc>
-      </w:tr>
-    </w:tbl>
-    <w:bookmarkEnd w:id="16"/>
-    <w:bookmarkStart w:id="17" w:name="evidence-collection-approach"/>
-    <w:p>
-      <w:pPr>
-        <w:pStyle w:val="Heading2"/>
-      </w:pPr>
-      <w:r>
-        <w:t xml:space="preserve">Evidence Collection Approach</w:t>
-      </w:r>
-    </w:p>
-    <w:p>
-      <w:pPr>
-        <w:pStyle w:val="FirstParagraph"/>
-      </w:pPr>
-      <w:r>
-        <w:t xml:space="preserve">The table below describes per-topic evidence collection - what to collect, the CSW source area, and a suggested cadence. The cadence should be tuned to the customer’s audit cycle, regulatory cadence, and risk appetite.</w:t>
-      </w:r>
-    </w:p>
-    <w:tbl>
-      <w:tblPr>
-        <w:tblStyle w:val="Table"/>
-        <w:tblW w:type="pct" w:w="5000"/>
-        <w:tblLayout w:type="fixed"/>
-        <w:tblLook w:firstRow="1" w:lastRow="0" w:firstColumn="0" w:lastColumn="0" w:noHBand="0" w:noVBand="0" w:val="0020"/>
+        <w:tblBorders>
+          <w:top w:val="single" w:sz="4" w:space="0" w:color="BFBFBF"/>
+          <w:left w:val="single" w:sz="4" w:space="0" w:color="BFBFBF"/>
+          <w:bottom w:val="single" w:sz="4" w:space="0" w:color="BFBFBF"/>
+          <w:right w:val="single" w:sz="4" w:space="0" w:color="BFBFBF"/>
+          <w:insideH w:val="single" w:sz="4" w:space="0" w:color="BFBFBF"/>
+          <w:insideV w:val="single" w:sz="4" w:space="0" w:color="BFBFBF"/>
+        </w:tblBorders>
       </w:tblPr>
       <w:tblGrid>
         <w:gridCol w:w="1980"/>
@@ -823,46 +592,70 @@
           <w:tblHeader w:val="on"/>
         </w:trPr>
         <w:tc>
-          <w:tcPr/>
-          <w:p>
-            <w:pPr>
-              <w:pStyle w:val="Compact"/>
-            </w:pPr>
-            <w:r>
-              <w:t xml:space="preserve">Topic</w:t>
-            </w:r>
-          </w:p>
-        </w:tc>
-        <w:tc>
-          <w:tcPr/>
-          <w:p>
-            <w:pPr>
-              <w:pStyle w:val="Compact"/>
-            </w:pPr>
-            <w:r>
-              <w:t xml:space="preserve">What to collect</w:t>
-            </w:r>
-          </w:p>
-        </w:tc>
-        <w:tc>
-          <w:tcPr/>
-          <w:p>
-            <w:pPr>
-              <w:pStyle w:val="Compact"/>
-            </w:pPr>
-            <w:r>
-              <w:t xml:space="preserve">CSW source</w:t>
-            </w:r>
-          </w:p>
-        </w:tc>
-        <w:tc>
-          <w:tcPr/>
-          <w:p>
-            <w:pPr>
-              <w:pStyle w:val="Compact"/>
-            </w:pPr>
-            <w:r>
-              <w:t xml:space="preserve">Suggested cadence</w:t>
+          <w:tcPr>
+            <w:shd w:val="clear" w:color="auto" w:fill="003366"/>
+          </w:tcPr>
+          <w:p>
+            <w:pPr>
+              <w:pStyle w:val="Compact"/>
+            </w:pPr>
+            <w:r>
+              <w:rPr>
+                <w:b/>
+                <w:color w:val="FFFFFF"/>
+              </w:rPr>
+              <w:t xml:space="preserve">Framework topic</w:t>
+            </w:r>
+          </w:p>
+        </w:tc>
+        <w:tc>
+          <w:tcPr>
+            <w:shd w:val="clear" w:color="auto" w:fill="003366"/>
+          </w:tcPr>
+          <w:p>
+            <w:pPr>
+              <w:pStyle w:val="Compact"/>
+            </w:pPr>
+            <w:r>
+              <w:rPr>
+                <w:b/>
+                <w:color w:val="FFFFFF"/>
+              </w:rPr>
+              <w:t xml:space="preserve">Coverage</w:t>
+            </w:r>
+          </w:p>
+        </w:tc>
+        <w:tc>
+          <w:tcPr>
+            <w:shd w:val="clear" w:color="auto" w:fill="003366"/>
+          </w:tcPr>
+          <w:p>
+            <w:pPr>
+              <w:pStyle w:val="Compact"/>
+            </w:pPr>
+            <w:r>
+              <w:rPr>
+                <w:b/>
+                <w:color w:val="FFFFFF"/>
+              </w:rPr>
+              <w:t xml:space="preserve">CSW capability</w:t>
+            </w:r>
+          </w:p>
+        </w:tc>
+        <w:tc>
+          <w:tcPr>
+            <w:shd w:val="clear" w:color="auto" w:fill="003366"/>
+          </w:tcPr>
+          <w:p>
+            <w:pPr>
+              <w:pStyle w:val="Compact"/>
+            </w:pPr>
+            <w:r>
+              <w:rPr>
+                <w:b/>
+                <w:color w:val="FFFFFF"/>
+              </w:rPr>
+              <w:t xml:space="preserve">Evidence artifact</w:t>
             </w:r>
           </w:p>
         </w:tc>
@@ -875,7 +668,24 @@
               <w:pStyle w:val="Compact"/>
             </w:pPr>
             <w:r>
-              <w:t xml:space="preserve">CUI enclave inventory</w:t>
+              <w:t xml:space="preserve">03.01 Access Control (workload layer)</w:t>
+            </w:r>
+          </w:p>
+        </w:tc>
+        <w:tc>
+          <w:tcPr>
+            <w:shd w:val="clear" w:color="auto" w:fill="107C41"/>
+          </w:tcPr>
+          <w:p>
+            <w:pPr>
+              <w:pStyle w:val="Compact"/>
+            </w:pPr>
+            <w:r>
+              <w:rPr>
+                <w:b/>
+                <w:color w:val="FFFFFF"/>
+              </w:rPr>
+              <w:t>Direct</w:t>
             </w:r>
           </w:p>
         </w:tc>
@@ -886,7 +696,7 @@
               <w:pStyle w:val="Compact"/>
             </w:pPr>
             <w:r>
-              <w:t xml:space="preserve">Workloads processing or storing CUI</w:t>
+              <w:t xml:space="preserve">Policy workspace + enforcement / violation log</w:t>
             </w:r>
           </w:p>
         </w:tc>
@@ -897,64 +707,65 @@
               <w:pStyle w:val="Compact"/>
             </w:pPr>
             <w:r>
-              <w:t xml:space="preserve">Inventory + scope membership export filtered by data_class=cui</w:t>
-            </w:r>
-          </w:p>
-        </w:tc>
-        <w:tc>
-          <w:tcPr/>
-          <w:p>
-            <w:pPr>
-              <w:pStyle w:val="Compact"/>
-            </w:pPr>
-            <w:r>
-              <w:t xml:space="preserve">Monthly</w:t>
+              <w:t xml:space="preserve">Workspace snapshot + violation log</w:t>
             </w:r>
           </w:p>
         </w:tc>
       </w:tr>
       <w:tr>
         <w:tc>
-          <w:tcPr/>
-          <w:p>
-            <w:pPr>
-              <w:pStyle w:val="Compact"/>
-            </w:pPr>
-            <w:r>
-              <w:t xml:space="preserve">Enclave boundary evidence</w:t>
-            </w:r>
-          </w:p>
-        </w:tc>
-        <w:tc>
-          <w:tcPr/>
-          <w:p>
-            <w:pPr>
-              <w:pStyle w:val="Compact"/>
-            </w:pPr>
-            <w:r>
-              <w:t xml:space="preserve">Workspace snapshot + observed-vs-approved flow comparison</w:t>
-            </w:r>
-          </w:p>
-        </w:tc>
-        <w:tc>
-          <w:tcPr/>
-          <w:p>
-            <w:pPr>
-              <w:pStyle w:val="Compact"/>
-            </w:pPr>
-            <w:r>
-              <w:t xml:space="preserve">Policy workspace export + ADM export</w:t>
-            </w:r>
-          </w:p>
-        </w:tc>
-        <w:tc>
-          <w:tcPr/>
-          <w:p>
-            <w:pPr>
-              <w:pStyle w:val="Compact"/>
-            </w:pPr>
-            <w:r>
-              <w:t xml:space="preserve">Quarterly + after each change</w:t>
+          <w:tcPr>
+            <w:shd w:val="clear" w:color="auto" w:fill="F2F2F2"/>
+          </w:tcPr>
+          <w:p>
+            <w:pPr>
+              <w:pStyle w:val="Compact"/>
+            </w:pPr>
+            <w:r>
+              <w:t xml:space="preserve">03.13 System and Communications Protection</w:t>
+            </w:r>
+          </w:p>
+        </w:tc>
+        <w:tc>
+          <w:tcPr>
+            <w:shd w:val="clear" w:color="auto" w:fill="107C41"/>
+          </w:tcPr>
+          <w:p>
+            <w:pPr>
+              <w:pStyle w:val="Compact"/>
+            </w:pPr>
+            <w:r>
+              <w:rPr>
+                <w:b/>
+                <w:color w:val="FFFFFF"/>
+              </w:rPr>
+              <w:t>Direct</w:t>
+            </w:r>
+          </w:p>
+        </w:tc>
+        <w:tc>
+          <w:tcPr>
+            <w:shd w:val="clear" w:color="auto" w:fill="F2F2F2"/>
+          </w:tcPr>
+          <w:p>
+            <w:pPr>
+              <w:pStyle w:val="Compact"/>
+            </w:pPr>
+            <w:r>
+              <w:t xml:space="preserve">Default-deny at CUI enclave boundary</w:t>
+            </w:r>
+          </w:p>
+        </w:tc>
+        <w:tc>
+          <w:tcPr>
+            <w:shd w:val="clear" w:color="auto" w:fill="F2F2F2"/>
+          </w:tcPr>
+          <w:p>
+            <w:pPr>
+              <w:pStyle w:val="Compact"/>
+            </w:pPr>
+            <w:r>
+              <w:t xml:space="preserve">Workspace snapshot showing boundary deny rules</w:t>
             </w:r>
           </w:p>
         </w:tc>
@@ -967,7 +778,24 @@
               <w:pStyle w:val="Compact"/>
             </w:pPr>
             <w:r>
-              <w:t xml:space="preserve">External connection summary</w:t>
+              <w:t xml:space="preserve">03.04 Configuration Management</w:t>
+            </w:r>
+          </w:p>
+        </w:tc>
+        <w:tc>
+          <w:tcPr>
+            <w:shd w:val="clear" w:color="auto" w:fill="107C41"/>
+          </w:tcPr>
+          <w:p>
+            <w:pPr>
+              <w:pStyle w:val="Compact"/>
+            </w:pPr>
+            <w:r>
+              <w:rPr>
+                <w:b/>
+                <w:color w:val="FFFFFF"/>
+              </w:rPr>
+              <w:t>Direct</w:t>
             </w:r>
           </w:p>
         </w:tc>
@@ -978,7 +806,7 @@
               <w:pStyle w:val="Compact"/>
             </w:pPr>
             <w:r>
-              <w:t xml:space="preserve">Outbound flow from CUI-Enclave</w:t>
+              <w:t xml:space="preserve">Workspace baseline and change log</w:t>
             </w:r>
           </w:p>
         </w:tc>
@@ -989,64 +817,65 @@
               <w:pStyle w:val="Compact"/>
             </w:pPr>
             <w:r>
-              <w:t xml:space="preserve">Flow search filtered to CUI-Enclave egress</w:t>
-            </w:r>
-          </w:p>
-        </w:tc>
-        <w:tc>
-          <w:tcPr/>
-          <w:p>
-            <w:pPr>
-              <w:pStyle w:val="Compact"/>
-            </w:pPr>
-            <w:r>
-              <w:t xml:space="preserve">Monthly</w:t>
+              <w:t xml:space="preserve">Change-controlled policy workspace export</w:t>
             </w:r>
           </w:p>
         </w:tc>
       </w:tr>
       <w:tr>
         <w:tc>
-          <w:tcPr/>
-          <w:p>
-            <w:pPr>
-              <w:pStyle w:val="Compact"/>
-            </w:pPr>
-            <w:r>
-              <w:t xml:space="preserve">Vulnerability + reachability</w:t>
-            </w:r>
-          </w:p>
-        </w:tc>
-        <w:tc>
-          <w:tcPr/>
-          <w:p>
-            <w:pPr>
-              <w:pStyle w:val="Compact"/>
-            </w:pPr>
-            <w:r>
-              <w:t xml:space="preserve">CVE list weighted by reach into CUI-Enclave</w:t>
-            </w:r>
-          </w:p>
-        </w:tc>
-        <w:tc>
-          <w:tcPr/>
-          <w:p>
-            <w:pPr>
-              <w:pStyle w:val="Compact"/>
-            </w:pPr>
-            <w:r>
-              <w:t xml:space="preserve">Vulnerability report scoped to NIST-800-171</w:t>
-            </w:r>
-          </w:p>
-        </w:tc>
-        <w:tc>
-          <w:tcPr/>
-          <w:p>
-            <w:pPr>
-              <w:pStyle w:val="Compact"/>
-            </w:pPr>
-            <w:r>
-              <w:t xml:space="preserve">Monthly</w:t>
+          <w:tcPr>
+            <w:shd w:val="clear" w:color="auto" w:fill="F2F2F2"/>
+          </w:tcPr>
+          <w:p>
+            <w:pPr>
+              <w:pStyle w:val="Compact"/>
+            </w:pPr>
+            <w:r>
+              <w:t xml:space="preserve">03.11 Risk Assessment (reachability)</w:t>
+            </w:r>
+          </w:p>
+        </w:tc>
+        <w:tc>
+          <w:tcPr>
+            <w:shd w:val="clear" w:color="auto" w:fill="107C41"/>
+          </w:tcPr>
+          <w:p>
+            <w:pPr>
+              <w:pStyle w:val="Compact"/>
+            </w:pPr>
+            <w:r>
+              <w:rPr>
+                <w:b/>
+                <w:color w:val="FFFFFF"/>
+              </w:rPr>
+              <w:t>Direct</w:t>
+            </w:r>
+          </w:p>
+        </w:tc>
+        <w:tc>
+          <w:tcPr>
+            <w:shd w:val="clear" w:color="auto" w:fill="F2F2F2"/>
+          </w:tcPr>
+          <w:p>
+            <w:pPr>
+              <w:pStyle w:val="Compact"/>
+            </w:pPr>
+            <w:r>
+              <w:t xml:space="preserve">Reachability-weighted CVE evidence</w:t>
+            </w:r>
+          </w:p>
+        </w:tc>
+        <w:tc>
+          <w:tcPr>
+            <w:shd w:val="clear" w:color="auto" w:fill="F2F2F2"/>
+          </w:tcPr>
+          <w:p>
+            <w:pPr>
+              <w:pStyle w:val="Compact"/>
+            </w:pPr>
+            <w:r>
+              <w:t xml:space="preserve">Prioritised remediation list</w:t>
             </w:r>
           </w:p>
         </w:tc>
@@ -1059,7 +888,24 @@
               <w:pStyle w:val="Compact"/>
             </w:pPr>
             <w:r>
-              <w:t xml:space="preserve">Incident sample</w:t>
+              <w:t xml:space="preserve">03.14 System and Information Integrity</w:t>
+            </w:r>
+          </w:p>
+        </w:tc>
+        <w:tc>
+          <w:tcPr>
+            <w:shd w:val="clear" w:color="auto" w:fill="107C41"/>
+          </w:tcPr>
+          <w:p>
+            <w:pPr>
+              <w:pStyle w:val="Compact"/>
+            </w:pPr>
+            <w:r>
+              <w:rPr>
+                <w:b/>
+                <w:color w:val="FFFFFF"/>
+              </w:rPr>
+              <w:t>Direct</w:t>
             </w:r>
           </w:p>
         </w:tc>
@@ -1070,7 +916,7 @@
               <w:pStyle w:val="Compact"/>
             </w:pPr>
             <w:r>
-              <w:t xml:space="preserve">One representative incident timeline</w:t>
+              <w:t xml:space="preserve">Continuous flow + process telemetry; alerts</w:t>
             </w:r>
           </w:p>
         </w:tc>
@@ -1081,25 +927,431 @@
               <w:pStyle w:val="Compact"/>
             </w:pPr>
             <w:r>
-              <w:t xml:space="preserve">Flow + process search</w:t>
-            </w:r>
-          </w:p>
-        </w:tc>
-        <w:tc>
-          <w:tcPr/>
-          <w:p>
-            <w:pPr>
-              <w:pStyle w:val="Compact"/>
-            </w:pPr>
-            <w:r>
-              <w:t xml:space="preserve">Per incident</w:t>
+              <w:t xml:space="preserve">Alert and anomaly log scoped to CUI-Enclave</w:t>
+            </w:r>
+          </w:p>
+        </w:tc>
+      </w:tr>
+      <w:tr>
+        <w:tc>
+          <w:tcPr>
+            <w:shd w:val="clear" w:color="auto" w:fill="F2F2F2"/>
+          </w:tcPr>
+          <w:p>
+            <w:pPr>
+              <w:pStyle w:val="Compact"/>
+            </w:pPr>
+            <w:r>
+              <w:t xml:space="preserve">03.06 Incident Response</w:t>
+            </w:r>
+          </w:p>
+        </w:tc>
+        <w:tc>
+          <w:tcPr>
+            <w:shd w:val="clear" w:color="auto" w:fill="107C41"/>
+          </w:tcPr>
+          <w:p>
+            <w:pPr>
+              <w:pStyle w:val="Compact"/>
+            </w:pPr>
+            <w:r>
+              <w:rPr>
+                <w:b/>
+                <w:color w:val="FFFFFF"/>
+              </w:rPr>
+              <w:t>Direct</w:t>
+            </w:r>
+          </w:p>
+        </w:tc>
+        <w:tc>
+          <w:tcPr>
+            <w:shd w:val="clear" w:color="auto" w:fill="F2F2F2"/>
+          </w:tcPr>
+          <w:p>
+            <w:pPr>
+              <w:pStyle w:val="Compact"/>
+            </w:pPr>
+            <w:r>
+              <w:t xml:space="preserve">Forensic flow + process search</w:t>
+            </w:r>
+          </w:p>
+        </w:tc>
+        <w:tc>
+          <w:tcPr>
+            <w:shd w:val="clear" w:color="auto" w:fill="F2F2F2"/>
+          </w:tcPr>
+          <w:p>
+            <w:pPr>
+              <w:pStyle w:val="Compact"/>
+            </w:pPr>
+            <w:r>
+              <w:t xml:space="preserve">Investigation pack with timeline and impact scope</w:t>
             </w:r>
           </w:p>
         </w:tc>
       </w:tr>
     </w:tbl>
     <w:bookmarkEnd w:id="17"/>
-    <w:bookmarkStart w:id="18" w:name="pov-workshop-approach"/>
+    <w:bookmarkStart w:id="18" w:name="evidence-collection-approach"/>
+    <w:p>
+      <w:pPr>
+        <w:pStyle w:val="Heading2"/>
+      </w:pPr>
+      <w:r>
+        <w:t xml:space="preserve">Evidence Collection Approach</w:t>
+      </w:r>
+    </w:p>
+    <w:p>
+      <w:pPr>
+        <w:pStyle w:val="FirstParagraph"/>
+      </w:pPr>
+      <w:r>
+        <w:t xml:space="preserve">The table below describes per-topic evidence collection - what to collect, the CSW source area, and a suggested cadence. The cadence should be tuned to the customer’s audit cycle, regulatory cadence, and risk appetite.</w:t>
+      </w:r>
+    </w:p>
+    <w:tbl>
+      <w:tblPr>
+        <w:tblStyle w:val="Table"/>
+        <w:tblW w:type="pct" w:w="5000"/>
+        <w:tblLayout w:type="fixed"/>
+        <w:tblLook w:firstRow="1" w:lastRow="0" w:firstColumn="0" w:lastColumn="0" w:noHBand="0" w:noVBand="0" w:val="0020"/>
+        <w:tblBorders>
+          <w:top w:val="single" w:sz="4" w:space="0" w:color="BFBFBF"/>
+          <w:left w:val="single" w:sz="4" w:space="0" w:color="BFBFBF"/>
+          <w:bottom w:val="single" w:sz="4" w:space="0" w:color="BFBFBF"/>
+          <w:right w:val="single" w:sz="4" w:space="0" w:color="BFBFBF"/>
+          <w:insideH w:val="single" w:sz="4" w:space="0" w:color="BFBFBF"/>
+          <w:insideV w:val="single" w:sz="4" w:space="0" w:color="BFBFBF"/>
+        </w:tblBorders>
+      </w:tblPr>
+      <w:tblGrid>
+        <w:gridCol w:w="1980"/>
+        <w:gridCol w:w="1980"/>
+        <w:gridCol w:w="1980"/>
+        <w:gridCol w:w="1980"/>
+      </w:tblGrid>
+      <w:tr>
+        <w:trPr>
+          <w:tblHeader w:val="on"/>
+        </w:trPr>
+        <w:tc>
+          <w:tcPr>
+            <w:shd w:val="clear" w:color="auto" w:fill="003366"/>
+          </w:tcPr>
+          <w:p>
+            <w:pPr>
+              <w:pStyle w:val="Compact"/>
+            </w:pPr>
+            <w:r>
+              <w:rPr>
+                <w:b/>
+                <w:color w:val="FFFFFF"/>
+              </w:rPr>
+              <w:t xml:space="preserve">Topic</w:t>
+            </w:r>
+          </w:p>
+        </w:tc>
+        <w:tc>
+          <w:tcPr>
+            <w:shd w:val="clear" w:color="auto" w:fill="003366"/>
+          </w:tcPr>
+          <w:p>
+            <w:pPr>
+              <w:pStyle w:val="Compact"/>
+            </w:pPr>
+            <w:r>
+              <w:rPr>
+                <w:b/>
+                <w:color w:val="FFFFFF"/>
+              </w:rPr>
+              <w:t xml:space="preserve">What to collect</w:t>
+            </w:r>
+          </w:p>
+        </w:tc>
+        <w:tc>
+          <w:tcPr>
+            <w:shd w:val="clear" w:color="auto" w:fill="003366"/>
+          </w:tcPr>
+          <w:p>
+            <w:pPr>
+              <w:pStyle w:val="Compact"/>
+            </w:pPr>
+            <w:r>
+              <w:rPr>
+                <w:b/>
+                <w:color w:val="FFFFFF"/>
+              </w:rPr>
+              <w:t xml:space="preserve">CSW source</w:t>
+            </w:r>
+          </w:p>
+        </w:tc>
+        <w:tc>
+          <w:tcPr>
+            <w:shd w:val="clear" w:color="auto" w:fill="003366"/>
+          </w:tcPr>
+          <w:p>
+            <w:pPr>
+              <w:pStyle w:val="Compact"/>
+            </w:pPr>
+            <w:r>
+              <w:rPr>
+                <w:b/>
+                <w:color w:val="FFFFFF"/>
+              </w:rPr>
+              <w:t xml:space="preserve">Suggested cadence</w:t>
+            </w:r>
+          </w:p>
+        </w:tc>
+      </w:tr>
+      <w:tr>
+        <w:tc>
+          <w:tcPr/>
+          <w:p>
+            <w:pPr>
+              <w:pStyle w:val="Compact"/>
+            </w:pPr>
+            <w:r>
+              <w:t xml:space="preserve">CUI enclave inventory</w:t>
+            </w:r>
+          </w:p>
+        </w:tc>
+        <w:tc>
+          <w:tcPr/>
+          <w:p>
+            <w:pPr>
+              <w:pStyle w:val="Compact"/>
+            </w:pPr>
+            <w:r>
+              <w:t xml:space="preserve">Workloads processing or storing CUI</w:t>
+            </w:r>
+          </w:p>
+        </w:tc>
+        <w:tc>
+          <w:tcPr/>
+          <w:p>
+            <w:pPr>
+              <w:pStyle w:val="Compact"/>
+            </w:pPr>
+            <w:r>
+              <w:t xml:space="preserve">Inventory + scope membership export filtered by data_class=cui</w:t>
+            </w:r>
+          </w:p>
+        </w:tc>
+        <w:tc>
+          <w:tcPr/>
+          <w:p>
+            <w:pPr>
+              <w:pStyle w:val="Compact"/>
+            </w:pPr>
+            <w:r>
+              <w:t xml:space="preserve">Monthly</w:t>
+            </w:r>
+          </w:p>
+        </w:tc>
+      </w:tr>
+      <w:tr>
+        <w:tc>
+          <w:tcPr>
+            <w:shd w:val="clear" w:color="auto" w:fill="F2F2F2"/>
+          </w:tcPr>
+          <w:p>
+            <w:pPr>
+              <w:pStyle w:val="Compact"/>
+            </w:pPr>
+            <w:r>
+              <w:t xml:space="preserve">Enclave boundary evidence</w:t>
+            </w:r>
+          </w:p>
+        </w:tc>
+        <w:tc>
+          <w:tcPr>
+            <w:shd w:val="clear" w:color="auto" w:fill="F2F2F2"/>
+          </w:tcPr>
+          <w:p>
+            <w:pPr>
+              <w:pStyle w:val="Compact"/>
+            </w:pPr>
+            <w:r>
+              <w:t xml:space="preserve">Workspace snapshot + observed-vs-approved flow comparison</w:t>
+            </w:r>
+          </w:p>
+        </w:tc>
+        <w:tc>
+          <w:tcPr>
+            <w:shd w:val="clear" w:color="auto" w:fill="F2F2F2"/>
+          </w:tcPr>
+          <w:p>
+            <w:pPr>
+              <w:pStyle w:val="Compact"/>
+            </w:pPr>
+            <w:r>
+              <w:t xml:space="preserve">Policy workspace export + ADM export</w:t>
+            </w:r>
+          </w:p>
+        </w:tc>
+        <w:tc>
+          <w:tcPr>
+            <w:shd w:val="clear" w:color="auto" w:fill="F2F2F2"/>
+          </w:tcPr>
+          <w:p>
+            <w:pPr>
+              <w:pStyle w:val="Compact"/>
+            </w:pPr>
+            <w:r>
+              <w:t xml:space="preserve">Quarterly + after each change</w:t>
+            </w:r>
+          </w:p>
+        </w:tc>
+      </w:tr>
+      <w:tr>
+        <w:tc>
+          <w:tcPr/>
+          <w:p>
+            <w:pPr>
+              <w:pStyle w:val="Compact"/>
+            </w:pPr>
+            <w:r>
+              <w:t xml:space="preserve">External connection summary</w:t>
+            </w:r>
+          </w:p>
+        </w:tc>
+        <w:tc>
+          <w:tcPr/>
+          <w:p>
+            <w:pPr>
+              <w:pStyle w:val="Compact"/>
+            </w:pPr>
+            <w:r>
+              <w:t xml:space="preserve">Outbound flow from CUI-Enclave</w:t>
+            </w:r>
+          </w:p>
+        </w:tc>
+        <w:tc>
+          <w:tcPr/>
+          <w:p>
+            <w:pPr>
+              <w:pStyle w:val="Compact"/>
+            </w:pPr>
+            <w:r>
+              <w:t xml:space="preserve">Flow search filtered to CUI-Enclave egress</w:t>
+            </w:r>
+          </w:p>
+        </w:tc>
+        <w:tc>
+          <w:tcPr/>
+          <w:p>
+            <w:pPr>
+              <w:pStyle w:val="Compact"/>
+            </w:pPr>
+            <w:r>
+              <w:t xml:space="preserve">Monthly</w:t>
+            </w:r>
+          </w:p>
+        </w:tc>
+      </w:tr>
+      <w:tr>
+        <w:tc>
+          <w:tcPr>
+            <w:shd w:val="clear" w:color="auto" w:fill="F2F2F2"/>
+          </w:tcPr>
+          <w:p>
+            <w:pPr>
+              <w:pStyle w:val="Compact"/>
+            </w:pPr>
+            <w:r>
+              <w:t xml:space="preserve">Vulnerability + reachability</w:t>
+            </w:r>
+          </w:p>
+        </w:tc>
+        <w:tc>
+          <w:tcPr>
+            <w:shd w:val="clear" w:color="auto" w:fill="F2F2F2"/>
+          </w:tcPr>
+          <w:p>
+            <w:pPr>
+              <w:pStyle w:val="Compact"/>
+            </w:pPr>
+            <w:r>
+              <w:t xml:space="preserve">CVE list weighted by reach into CUI-Enclave</w:t>
+            </w:r>
+          </w:p>
+        </w:tc>
+        <w:tc>
+          <w:tcPr>
+            <w:shd w:val="clear" w:color="auto" w:fill="F2F2F2"/>
+          </w:tcPr>
+          <w:p>
+            <w:pPr>
+              <w:pStyle w:val="Compact"/>
+            </w:pPr>
+            <w:r>
+              <w:t xml:space="preserve">Vulnerability report scoped to NIST-800-171</w:t>
+            </w:r>
+          </w:p>
+        </w:tc>
+        <w:tc>
+          <w:tcPr>
+            <w:shd w:val="clear" w:color="auto" w:fill="F2F2F2"/>
+          </w:tcPr>
+          <w:p>
+            <w:pPr>
+              <w:pStyle w:val="Compact"/>
+            </w:pPr>
+            <w:r>
+              <w:t xml:space="preserve">Monthly</w:t>
+            </w:r>
+          </w:p>
+        </w:tc>
+      </w:tr>
+      <w:tr>
+        <w:tc>
+          <w:tcPr/>
+          <w:p>
+            <w:pPr>
+              <w:pStyle w:val="Compact"/>
+            </w:pPr>
+            <w:r>
+              <w:t xml:space="preserve">Incident sample</w:t>
+            </w:r>
+          </w:p>
+        </w:tc>
+        <w:tc>
+          <w:tcPr/>
+          <w:p>
+            <w:pPr>
+              <w:pStyle w:val="Compact"/>
+            </w:pPr>
+            <w:r>
+              <w:t xml:space="preserve">One representative incident timeline</w:t>
+            </w:r>
+          </w:p>
+        </w:tc>
+        <w:tc>
+          <w:tcPr/>
+          <w:p>
+            <w:pPr>
+              <w:pStyle w:val="Compact"/>
+            </w:pPr>
+            <w:r>
+              <w:t xml:space="preserve">Flow + process search</w:t>
+            </w:r>
+          </w:p>
+        </w:tc>
+        <w:tc>
+          <w:tcPr/>
+          <w:p>
+            <w:pPr>
+              <w:pStyle w:val="Compact"/>
+            </w:pPr>
+            <w:r>
+              <w:t xml:space="preserve">Per incident</w:t>
+            </w:r>
+          </w:p>
+        </w:tc>
+      </w:tr>
+    </w:tbl>
+    <w:bookmarkEnd w:id="18"/>
+    <w:bookmarkStart w:id="19" w:name="pov-workshop-approach"/>
     <w:p>
       <w:pPr>
         <w:pStyle w:val="Heading2"/>
@@ -1261,8 +1513,8 @@
         <w:t xml:space="preserve">Package inventory, scope, flows, policy, exceptions, and known gaps as the evidence output. Cross-reference this report’s evidence collection table with the customer’s existing audit work-papers.</w:t>
       </w:r>
     </w:p>
-    <w:bookmarkEnd w:id="18"/>
-    <w:bookmarkStart w:id="19" w:name="boundaries-and-complementary-controls"/>
+    <w:bookmarkEnd w:id="19"/>
+    <w:bookmarkStart w:id="20" w:name="boundaries-and-complementary-controls"/>
     <w:p>
       <w:pPr>
         <w:pStyle w:val="Heading2"/>
@@ -1279,8 +1531,8 @@
         <w:t xml:space="preserve">CSW does not replace CUI marking, federal contract requirements (DFARS 252.204-7012, FAR 52.204-21, etc.), System Security Plan ownership, POA&amp;M ownership, identity governance, media protection, encryption (FIPS-validated modules), personnel security, or CMMC assessment.</w:t>
       </w:r>
     </w:p>
-    <w:bookmarkEnd w:id="19"/>
-    <w:bookmarkStart w:id="20" w:name="assessor-auditor-caveat"/>
+    <w:bookmarkEnd w:id="20"/>
+    <w:bookmarkStart w:id="21" w:name="assessor-auditor-caveat"/>
     <w:p>
       <w:pPr>
         <w:pStyle w:val="Heading2"/>
@@ -1297,8 +1549,8 @@
         <w:t xml:space="preserve">CSW provides technical evidence inputs. The customer’s qualified assessor, auditor, certifying body, or regulator determines compliance status. Validate all framework-topic mappings, control IDs, paragraph references, and section numbers in this report against the current official framework text. If the customer is being assessed against a version other than the one referenced in the framework version note above, revalidate before use.</w:t>
       </w:r>
     </w:p>
-    <w:bookmarkEnd w:id="20"/>
-    <w:bookmarkStart w:id="21" w:name="disclaimer"/>
+    <w:bookmarkEnd w:id="21"/>
+    <w:bookmarkStart w:id="22" w:name="disclaimer"/>
     <w:p>
       <w:pPr>
         <w:pStyle w:val="Heading2"/>
@@ -1315,8 +1567,8 @@
         <w:t xml:space="preserve">This report is for informational and planning purposes. It is not legal, regulatory, audit, or certification advice. Validate all mappings against the current official framework text, the customer’s environment, and qualified compliance, legal, and audit professionals.</w:t>
       </w:r>
     </w:p>
-    <w:bookmarkEnd w:id="21"/>
     <w:bookmarkEnd w:id="22"/>
+    <w:bookmarkEnd w:id="23"/>
     <w:sectPr>
       <w:footnotePr>
         <w:numRestart w:val="eachSect"/>

--- a/NIST-800-171/CSW-NIST-800-171-Compliance-Report.docx
+++ b/NIST-800-171/CSW-NIST-800-171-Compliance-Report.docx
@@ -150,13 +150,13 @@
         <w:t xml:space="preserve"> </w:t>
       </w:r>
       <w:r>
-        <w:t xml:space="preserve">they produce. The technical runbook (</w:t>
+        <w:t xml:space="preserve">they produce. The reference design (</w:t>
       </w:r>
       <w:r>
         <w:rPr>
           <w:rStyle w:val="VerbatimChar"/>
         </w:rPr>
-        <w:t xml:space="preserve">CSW-NIST-800-171-Technical-Runbook.md</w:t>
+        <w:t xml:space="preserve">CSW-NIST-800-171-Technical-Reference design.md</w:t>
       </w:r>
       <w:r>
         <w:t xml:space="preserve">) in this folder contains the deeper engineering detail.</w:t>
